--- a/docs/J_O_INAI6986_Milestone2_20261019_rev5.docx
+++ b/docs/J_O_INAI6986_Milestone2_20261019_rev5.docx
@@ -10372,7 +10372,7 @@
                 <w:color w:val="1F2937"/>
                 <w:sz w:val="14"/>
               </w:rPr>
-              <w:t>artifacts/milestone2_completion/final_test_20261019/review/andy_decisions.json; AMENDMENT_1_review_sheet.md</w:t>
+              <w:t>artifacts/milestone2_completion/final_test_20261019/review/ (user review decisions and sign-off); AMENDMENT_1_review_sheet.md</w:t>
             </w:r>
           </w:p>
         </w:tc>
